--- a/projects/components/noc-ip/delta_spec/Delta_Specification_v1.0.docx
+++ b/projects/components/noc-ip/delta_spec/Delta_Specification_v1.0.docx
@@ -52,7 +52,7 @@
         <w:t xml:space="preserve"> </w:t>
       </w:r>
       <w:r>
-        <w:t xml:space="preserve">2026-08-14</w:t>
+        <w:t xml:space="preserve">2026-10-13</w:t>
       </w:r>
     </w:p>
     <w:p>
@@ -4058,7 +4058,7 @@
         <w:rPr>
           <w:rStyle w:val="VerbatimChar"/>
         </w:rPr>
-        <w:t xml:space="preserve">projects/components/dmas/rapids/docs/rapids_beats_has/</w:t>
+        <w:t xml:space="preserve">projects/components/dma-ip/rapids/docs/rapids_beats_has/</w:t>
       </w:r>
       <w:r>
         <w:t xml:space="preserve"> </w:t>
@@ -4113,13 +4113,13 @@
         <w:rPr>
           <w:rStyle w:val="VerbatimChar"/>
         </w:rPr>
-        <w:t xml:space="preserve">projects/components/hive/</w:t>
-      </w:r>
-      <w:r>
-        <w:t xml:space="preserve"> </w:t>
-      </w:r>
-      <w:r>
-        <w:t xml:space="preserve">(if available)</w:t>
+        <w:t xml:space="preserve">projects/components/compute-eng-ip/hive-serv/</w:t>
+      </w:r>
+      <w:r>
+        <w:t xml:space="preserve"> </w:t>
+      </w:r>
+      <w:r>
+        <w:t xml:space="preserve">(re-homed from compute-eng-ip 2026-10-10)</w:t>
       </w:r>
     </w:p>
     <w:bookmarkEnd w:id="70"/>
@@ -17148,7 +17148,7 @@
     </w:p>
     <w:bookmarkEnd w:id="130"/>
     <w:bookmarkEnd w:id="131"/>
-    <w:bookmarkStart w:id="141" w:name="axis-interface-specification"/>
+    <w:bookmarkStart w:id="145" w:name="axis-interface-specification"/>
     <w:p>
       <w:pPr>
         <w:pStyle w:val="Heading1"/>
@@ -18499,7 +18499,7 @@
       </w:r>
     </w:p>
     <w:bookmarkEnd w:id="138"/>
-    <w:bookmarkStart w:id="140" w:name="timing-diagram"/>
+    <w:bookmarkStart w:id="144" w:name="timing-diagram"/>
     <w:p>
       <w:pPr>
         <w:pStyle w:val="Heading2"/>
@@ -18508,105 +18508,68 @@
         <w:t xml:space="preserve">1.5 Timing Diagram</w:t>
       </w:r>
     </w:p>
-    <w:p>
-      <w:pPr>
-        <w:pStyle w:val="SourceCode"/>
-      </w:pPr>
-      <w:r>
-        <w:rPr>
-          <w:rStyle w:val="VerbatimChar"/>
-        </w:rPr>
-        <w:t xml:space="preserve">         ___     ___     ___     ___     ___</w:t>
-      </w:r>
-      <w:r>
-        <w:br/>
-      </w:r>
-      <w:r>
-        <w:rPr>
-          <w:rStyle w:val="VerbatimChar"/>
-        </w:rPr>
-        <w:t xml:space="preserve">clk    _|   |___|   |___|   |___|   |___|   |___</w:t>
-      </w:r>
-      <w:r>
-        <w:br/>
-      </w:r>
-      <w:r>
-        <w:br/>
-      </w:r>
-      <w:r>
-        <w:rPr>
-          <w:rStyle w:val="VerbatimChar"/>
-        </w:rPr>
-        <w:t xml:space="preserve">tvalid ________/```````````````\___________</w:t>
-      </w:r>
-      <w:r>
-        <w:br/>
-      </w:r>
-      <w:r>
-        <w:br/>
-      </w:r>
-      <w:r>
-        <w:rPr>
-          <w:rStyle w:val="VerbatimChar"/>
-        </w:rPr>
-        <w:t xml:space="preserve">tready ````````\___/```````````````````````</w:t>
-      </w:r>
-      <w:r>
-        <w:br/>
-      </w:r>
-      <w:r>
-        <w:br/>
-      </w:r>
-      <w:r>
-        <w:rPr>
-          <w:rStyle w:val="VerbatimChar"/>
-        </w:rPr>
-        <w:t xml:space="preserve">tdata  XXXXXXXX&lt;D0&gt;&lt;D1&gt;&lt;D1&gt;&lt;D2&gt;XXXXXXXXXXX</w:t>
-      </w:r>
-      <w:r>
-        <w:br/>
-      </w:r>
-      <w:r>
-        <w:rPr>
-          <w:rStyle w:val="VerbatimChar"/>
-        </w:rPr>
-        <w:t xml:space="preserve">                     ^   ^</w:t>
-      </w:r>
-      <w:r>
-        <w:br/>
-      </w:r>
-      <w:r>
-        <w:rPr>
-          <w:rStyle w:val="VerbatimChar"/>
-        </w:rPr>
-        <w:t xml:space="preserve">                     |   |</w:t>
-      </w:r>
-      <w:r>
-        <w:br/>
-      </w:r>
-      <w:r>
-        <w:rPr>
-          <w:rStyle w:val="VerbatimChar"/>
-        </w:rPr>
-        <w:t xml:space="preserve">       No transfer   |   Transfer completes</w:t>
-      </w:r>
-      <w:r>
-        <w:br/>
-      </w:r>
-      <w:r>
-        <w:rPr>
-          <w:rStyle w:val="VerbatimChar"/>
-        </w:rPr>
-        <w:t xml:space="preserve">       (not ready)   |</w:t>
-      </w:r>
-      <w:r>
-        <w:br/>
-      </w:r>
-      <w:r>
-        <w:rPr>
-          <w:rStyle w:val="VerbatimChar"/>
-        </w:rPr>
-        <w:t xml:space="preserve">                     Stall (data held)</w:t>
+    <w:bookmarkStart w:id="143" w:name="X6c89a7d83d05923bc72ff053fd939553fccd479"/>
+    <w:p>
+      <w:pPr>
+        <w:pStyle w:val="Heading3"/>
+      </w:pPr>
+      <w:r>
+        <w:t xml:space="preserve">Figure 3.1: AXIS Handshake With One Stall Cycle</w:t>
+      </w:r>
+    </w:p>
+    <w:p>
+      <w:pPr>
+        <w:pStyle w:val="CaptionedFigure"/>
+      </w:pPr>
+      <w:r>
+        <w:drawing>
+          <wp:inline>
+            <wp:extent cx="5334000" cy="2263800"/>
+            <wp:effectExtent b="0" l="0" r="0" t="0"/>
+            <wp:docPr descr="AXIS Handshake With One Stall Cycle" title="" id="140" name="Picture"/>
+            <a:graphic>
+              <a:graphicData uri="http://schemas.openxmlformats.org/drawingml/2006/picture">
+                <pic:pic>
+                  <pic:nvPicPr>
+                    <pic:cNvPr descr="/mnt/data/github/RTLDesignSherpa/projects/components/noc-ip/delta_spec/assets/graphviz/delta_axis_handshake.png" id="141" name="Picture"/>
+                    <pic:cNvPicPr>
+                      <a:picLocks noChangeArrowheads="1" noChangeAspect="1"/>
+                    </pic:cNvPicPr>
+                  </pic:nvPicPr>
+                  <pic:blipFill>
+                    <a:blip r:embed="rId139"/>
+                    <a:stretch>
+                      <a:fillRect/>
+                    </a:stretch>
+                  </pic:blipFill>
+                  <pic:spPr bwMode="auto">
+                    <a:xfrm>
+                      <a:off x="0" y="0"/>
+                      <a:ext cx="5334000" cy="2263800"/>
+                    </a:xfrm>
+                    <a:prstGeom prst="rect">
+                      <a:avLst/>
+                    </a:prstGeom>
+                    <a:noFill/>
+                    <a:ln w="9525">
+                      <a:noFill/>
+                      <a:headEnd/>
+                      <a:tailEnd/>
+                    </a:ln>
+                  </pic:spPr>
+                </pic:pic>
+              </a:graphicData>
+            </a:graphic>
+          </wp:inline>
+        </w:drawing>
+      </w:r>
+    </w:p>
+    <w:p>
+      <w:pPr>
+        <w:pStyle w:val="ImageCaption"/>
+      </w:pPr>
+      <w:r>
+        <w:t xml:space="preserve">AXIS Handshake With One Stall Cycle</w:t>
       </w:r>
     </w:p>
     <w:p>
@@ -18630,7 +18593,7 @@
       <w:r>
         <w:t xml:space="preserve"> </w:t>
       </w:r>
-      <w:hyperlink r:id="rId139">
+      <w:hyperlink r:id="rId142">
         <w:r>
           <w:rPr>
             <w:rStyle w:val="Hyperlink"/>
@@ -18713,9 +18676,10 @@
         </w:pict>
       </w:r>
     </w:p>
-    <w:bookmarkEnd w:id="140"/>
-    <w:bookmarkEnd w:id="141"/>
-    <w:bookmarkStart w:id="154" w:name="packet-format-and-framing"/>
+    <w:bookmarkEnd w:id="143"/>
+    <w:bookmarkEnd w:id="144"/>
+    <w:bookmarkEnd w:id="145"/>
+    <w:bookmarkStart w:id="158" w:name="packet-format-and-framing"/>
     <w:p>
       <w:pPr>
         <w:pStyle w:val="Heading1"/>
@@ -18724,7 +18688,7 @@
         <w:t xml:space="preserve">2. Packet Format and Framing</w:t>
       </w:r>
     </w:p>
-    <w:bookmarkStart w:id="147" w:name="packet-examples"/>
+    <w:bookmarkStart w:id="151" w:name="packet-examples"/>
     <w:p>
       <w:pPr>
         <w:pStyle w:val="Heading2"/>
@@ -18733,7 +18697,7 @@
         <w:t xml:space="preserve">2.1 Packet Examples</w:t>
       </w:r>
     </w:p>
-    <w:bookmarkStart w:id="142" w:name="X8d7b2cb873731eb78e2cd103809ece39bdb7819"/>
+    <w:bookmarkStart w:id="146" w:name="X8d7b2cb873731eb78e2cd103809ece39bdb7819"/>
     <w:p>
       <w:pPr>
         <w:pStyle w:val="Heading3"/>
@@ -18798,8 +18762,8 @@
         <w:t xml:space="preserve">TDEST  = 4'd5                (destination: tile 5)</w:t>
       </w:r>
     </w:p>
-    <w:bookmarkEnd w:id="142"/>
-    <w:bookmarkStart w:id="143" w:name="Xc41e09709a16f9c6bd0788e746e3e75c368560e"/>
+    <w:bookmarkEnd w:id="146"/>
+    <w:bookmarkStart w:id="147" w:name="Xc41e09709a16f9c6bd0788e746e3e75c368560e"/>
     <w:p>
       <w:pPr>
         <w:pStyle w:val="Heading3"/>
@@ -18876,8 +18840,8 @@
         <w:t xml:space="preserve">// RAPIDS receives this and uses TID=7 to route to S2MM Channel 7</w:t>
       </w:r>
     </w:p>
-    <w:bookmarkEnd w:id="143"/>
-    <w:bookmarkStart w:id="144" w:name="pkt_desc-dma-descriptor-from-hive-c"/>
+    <w:bookmarkEnd w:id="147"/>
+    <w:bookmarkStart w:id="148" w:name="pkt_desc-dma-descriptor-from-hive-c"/>
     <w:p>
       <w:pPr>
         <w:pStyle w:val="Heading3"/>
@@ -18972,8 +18936,8 @@
         <w:t xml:space="preserve">TLAST  = 1</w:t>
       </w:r>
     </w:p>
-    <w:bookmarkEnd w:id="144"/>
-    <w:bookmarkStart w:id="145" w:name="pkt_config-broadcast-to-all-tiles"/>
+    <w:bookmarkEnd w:id="148"/>
+    <w:bookmarkStart w:id="149" w:name="pkt_config-broadcast-to-all-tiles"/>
     <w:p>
       <w:pPr>
         <w:pStyle w:val="Heading3"/>
@@ -19038,8 +19002,8 @@
         <w:t xml:space="preserve">                              (tile_mask determines actual targets)</w:t>
       </w:r>
     </w:p>
-    <w:bookmarkEnd w:id="145"/>
-    <w:bookmarkStart w:id="146" w:name="X711bc5ce692214624acb4abb4479b467f93e809"/>
+    <w:bookmarkEnd w:id="149"/>
+    <w:bookmarkStart w:id="150" w:name="X711bc5ce692214624acb4abb4479b467f93e809"/>
     <w:p>
       <w:pPr>
         <w:pStyle w:val="Heading3"/>
@@ -19095,9 +19059,9 @@
         <w:t xml:space="preserve">TDEST  = 4'd17               (destination: HIVE-C)</w:t>
       </w:r>
     </w:p>
-    <w:bookmarkEnd w:id="146"/>
-    <w:bookmarkEnd w:id="147"/>
-    <w:bookmarkStart w:id="153" w:name="payload-structure-by-packet-type"/>
+    <w:bookmarkEnd w:id="150"/>
+    <w:bookmarkEnd w:id="151"/>
+    <w:bookmarkStart w:id="157" w:name="payload-structure-by-packet-type"/>
     <w:p>
       <w:pPr>
         <w:pStyle w:val="Heading2"/>
@@ -19106,7 +19070,7 @@
         <w:t xml:space="preserve">2.2 Payload Structure by Packet Type</w:t>
       </w:r>
     </w:p>
-    <w:bookmarkStart w:id="148" w:name="pkt_data-payload"/>
+    <w:bookmarkStart w:id="152" w:name="pkt_data-payload"/>
     <w:p>
       <w:pPr>
         <w:pStyle w:val="Heading3"/>
@@ -19135,8 +19099,8 @@
         <w:t xml:space="preserve">    [127:0]  : Actual data (activations, weights, results)</w:t>
       </w:r>
     </w:p>
-    <w:bookmarkEnd w:id="148"/>
-    <w:bookmarkStart w:id="149" w:name="pkt_desc-payload-256-bits-2-flits"/>
+    <w:bookmarkEnd w:id="152"/>
+    <w:bookmarkStart w:id="153" w:name="pkt_desc-payload-256-bits-2-flits"/>
     <w:p>
       <w:pPr>
         <w:pStyle w:val="Heading3"/>
@@ -19222,8 +19186,8 @@
         <w:t xml:space="preserve">    [127:40] : reserved/control</w:t>
       </w:r>
     </w:p>
-    <w:bookmarkEnd w:id="149"/>
-    <w:bookmarkStart w:id="150" w:name="pkt_config-payload"/>
+    <w:bookmarkEnd w:id="153"/>
+    <w:bookmarkStart w:id="154" w:name="pkt_config-payload"/>
     <w:p>
       <w:pPr>
         <w:pStyle w:val="Heading3"/>
@@ -19270,8 +19234,8 @@
         <w:t xml:space="preserve">    [127:64] : command_payload</w:t>
       </w:r>
     </w:p>
-    <w:bookmarkEnd w:id="150"/>
-    <w:bookmarkStart w:id="152" w:name="pkt_status-payload"/>
+    <w:bookmarkEnd w:id="154"/>
+    <w:bookmarkStart w:id="156" w:name="pkt_status-payload"/>
     <w:p>
       <w:pPr>
         <w:pStyle w:val="Heading3"/>
@@ -19348,7 +19312,7 @@
       <w:r>
         <w:t xml:space="preserve"> </w:t>
       </w:r>
-      <w:hyperlink r:id="rId151">
+      <w:hyperlink r:id="rId155">
         <w:r>
           <w:rPr>
             <w:rStyle w:val="Hyperlink"/>
@@ -19431,10 +19395,10 @@
         </w:pict>
       </w:r>
     </w:p>
-    <w:bookmarkEnd w:id="152"/>
-    <w:bookmarkEnd w:id="153"/>
-    <w:bookmarkEnd w:id="154"/>
-    <w:bookmarkStart w:id="163" w:name="external-entity-integration"/>
+    <w:bookmarkEnd w:id="156"/>
+    <w:bookmarkEnd w:id="157"/>
+    <w:bookmarkEnd w:id="158"/>
+    <w:bookmarkStart w:id="167" w:name="external-entity-integration"/>
     <w:p>
       <w:pPr>
         <w:pStyle w:val="Heading1"/>
@@ -19443,7 +19407,7 @@
         <w:t xml:space="preserve">3. External Entity Integration</w:t>
       </w:r>
     </w:p>
-    <w:bookmarkStart w:id="155" w:name="rapids-and-hive-c-connections"/>
+    <w:bookmarkStart w:id="159" w:name="rapids-and-hive-c-connections"/>
     <w:p>
       <w:pPr>
         <w:pStyle w:val="Heading2"/>
@@ -19606,8 +19570,8 @@
         <w:t xml:space="preserve">    RAPIDS (virtual 16)</w:t>
       </w:r>
     </w:p>
-    <w:bookmarkEnd w:id="155"/>
-    <w:bookmarkStart w:id="156" w:name="rapids-virtual-tile-16"/>
+    <w:bookmarkEnd w:id="159"/>
+    <w:bookmarkStart w:id="160" w:name="rapids-virtual-tile-16"/>
     <w:p>
       <w:pPr>
         <w:pStyle w:val="Heading2"/>
@@ -20409,8 +20373,8 @@
         <w:t xml:space="preserve">// Example: Tile 7 -&gt; Tile 11 -&gt; Tile 15 -&gt; Tile 14 -&gt; Tile 13 -&gt; Tile 12 -&gt; RAPIDS</w:t>
       </w:r>
     </w:p>
-    <w:bookmarkEnd w:id="156"/>
-    <w:bookmarkStart w:id="157" w:name="hive-c-virtual-tile-17"/>
+    <w:bookmarkEnd w:id="160"/>
+    <w:bookmarkStart w:id="161" w:name="hive-c-virtual-tile-17"/>
     <w:p>
       <w:pPr>
         <w:pStyle w:val="Heading2"/>
@@ -21212,8 +21176,8 @@
         <w:t xml:space="preserve">// Example: Tile 12 -&gt; Tile 8 -&gt; Tile 4 -&gt; Tile 0 -&gt; Tile 1 -&gt; Tile 2 -&gt; Tile 3 -&gt; HIVE-C</w:t>
       </w:r>
     </w:p>
-    <w:bookmarkEnd w:id="157"/>
-    <w:bookmarkStart w:id="162" w:name="special-routing-cases"/>
+    <w:bookmarkEnd w:id="161"/>
+    <w:bookmarkStart w:id="166" w:name="special-routing-cases"/>
     <w:p>
       <w:pPr>
         <w:pStyle w:val="Heading2"/>
@@ -21222,7 +21186,7 @@
         <w:t xml:space="preserve">3.4 Special Routing Cases</w:t>
       </w:r>
     </w:p>
-    <w:bookmarkStart w:id="158" w:name="broadcast-configuration"/>
+    <w:bookmarkStart w:id="162" w:name="broadcast-configuration"/>
     <w:p>
       <w:pPr>
         <w:pStyle w:val="Heading3"/>
@@ -21648,8 +21612,8 @@
         <w:t xml:space="preserve">Each router 8-11 accepts locally and forwards</w:t>
       </w:r>
     </w:p>
-    <w:bookmarkEnd w:id="158"/>
-    <w:bookmarkStart w:id="161" w:name="peer-to-peer-data"/>
+    <w:bookmarkEnd w:id="162"/>
+    <w:bookmarkStart w:id="165" w:name="peer-to-peer-data"/>
     <w:p>
       <w:pPr>
         <w:pStyle w:val="Heading3"/>
@@ -21806,7 +21770,7 @@
       <w:r>
         <w:t xml:space="preserve"> </w:t>
       </w:r>
-      <w:hyperlink r:id="rId159">
+      <w:hyperlink r:id="rId163">
         <w:r>
           <w:rPr>
             <w:rStyle w:val="Hyperlink"/>
@@ -21833,7 +21797,7 @@
       <w:r>
         <w:t xml:space="preserve"> </w:t>
       </w:r>
-      <w:hyperlink r:id="rId160">
+      <w:hyperlink r:id="rId164">
         <w:r>
           <w:rPr>
             <w:rStyle w:val="Hyperlink"/>
@@ -21916,10 +21880,10 @@
         </w:pict>
       </w:r>
     </w:p>
-    <w:bookmarkEnd w:id="161"/>
-    <w:bookmarkEnd w:id="162"/>
-    <w:bookmarkEnd w:id="163"/>
-    <w:bookmarkStart w:id="171" w:name="virtual-configuration-contexts"/>
+    <w:bookmarkEnd w:id="165"/>
+    <w:bookmarkEnd w:id="166"/>
+    <w:bookmarkEnd w:id="167"/>
+    <w:bookmarkStart w:id="175" w:name="virtual-configuration-contexts"/>
     <w:p>
       <w:pPr>
         <w:pStyle w:val="Heading1"/>
@@ -21928,7 +21892,7 @@
         <w:t xml:space="preserve">1. Virtual Configuration Contexts</w:t>
       </w:r>
     </w:p>
-    <w:bookmarkStart w:id="168" w:name="supported-topologies"/>
+    <w:bookmarkStart w:id="172" w:name="supported-topologies"/>
     <w:p>
       <w:pPr>
         <w:pStyle w:val="Heading2"/>
@@ -21945,7 +21909,7 @@
         <w:t xml:space="preserve">DELTA supports multiple routing modes via virtual contexts:</w:t>
       </w:r>
     </w:p>
-    <w:bookmarkStart w:id="164" w:name="context-0---mesh-xy-routing"/>
+    <w:bookmarkStart w:id="168" w:name="context-0---mesh-xy-routing"/>
     <w:p>
       <w:pPr>
         <w:pStyle w:val="Heading3"/>
@@ -21990,8 +21954,8 @@
         <w:t xml:space="preserve">Deadlock-free by construction</w:t>
       </w:r>
     </w:p>
-    <w:bookmarkEnd w:id="164"/>
-    <w:bookmarkStart w:id="165" w:name="context-1---systolic"/>
+    <w:bookmarkEnd w:id="168"/>
+    <w:bookmarkStart w:id="169" w:name="context-1---systolic"/>
     <w:p>
       <w:pPr>
         <w:pStyle w:val="Heading3"/>
@@ -22048,8 +22012,8 @@
         <w:t xml:space="preserve">Used for matrix multiplication, convolution</w:t>
       </w:r>
     </w:p>
-    <w:bookmarkEnd w:id="165"/>
-    <w:bookmarkStart w:id="166" w:name="context-2---tree-reduction"/>
+    <w:bookmarkEnd w:id="169"/>
+    <w:bookmarkStart w:id="170" w:name="context-2---tree-reduction"/>
     <w:p>
       <w:pPr>
         <w:pStyle w:val="Heading3"/>
@@ -22106,8 +22070,8 @@
         <w:t xml:space="preserve">Optimized for global reduction operations (sum, max)</w:t>
       </w:r>
     </w:p>
-    <w:bookmarkEnd w:id="166"/>
-    <w:bookmarkStart w:id="167" w:name="context-3---customdebug"/>
+    <w:bookmarkEnd w:id="170"/>
+    <w:bookmarkStart w:id="171" w:name="context-3---customdebug"/>
     <w:p>
       <w:pPr>
         <w:pStyle w:val="Heading3"/>
@@ -22152,9 +22116,9 @@
         <w:t xml:space="preserve">Enables experimentation with novel routing algorithms</w:t>
       </w:r>
     </w:p>
-    <w:bookmarkEnd w:id="167"/>
-    <w:bookmarkEnd w:id="168"/>
-    <w:bookmarkStart w:id="170" w:name="context-characteristics"/>
+    <w:bookmarkEnd w:id="171"/>
+    <w:bookmarkEnd w:id="172"/>
+    <w:bookmarkStart w:id="174" w:name="context-characteristics"/>
     <w:p>
       <w:pPr>
         <w:pStyle w:val="Heading2"/>
@@ -22451,7 +22415,7 @@
       <w:r>
         <w:t xml:space="preserve"> </w:t>
       </w:r>
-      <w:hyperlink r:id="rId169">
+      <w:hyperlink r:id="rId173">
         <w:r>
           <w:rPr>
             <w:rStyle w:val="Hyperlink"/>
@@ -22534,9 +22498,9 @@
         </w:pict>
       </w:r>
     </w:p>
-    <w:bookmarkEnd w:id="170"/>
-    <w:bookmarkEnd w:id="171"/>
-    <w:bookmarkStart w:id="176" w:name="context-switching-mechanism"/>
+    <w:bookmarkEnd w:id="174"/>
+    <w:bookmarkEnd w:id="175"/>
+    <w:bookmarkStart w:id="180" w:name="context-switching-mechanism"/>
     <w:p>
       <w:pPr>
         <w:pStyle w:val="Heading1"/>
@@ -22545,7 +22509,7 @@
         <w:t xml:space="preserve">2. Context Switching Mechanism</w:t>
       </w:r>
     </w:p>
-    <w:bookmarkStart w:id="172" w:name="switching-sequence"/>
+    <w:bookmarkStart w:id="176" w:name="switching-sequence"/>
     <w:p>
       <w:pPr>
         <w:pStyle w:val="Heading2"/>
@@ -22673,8 +22637,8 @@
         <w:t xml:space="preserve">Total switching time: 10-20 cycles (deterministic)</w:t>
       </w:r>
     </w:p>
-    <w:bookmarkEnd w:id="172"/>
-    <w:bookmarkStart w:id="173" w:name="example-switch-from-mesh-to-systolic"/>
+    <w:bookmarkEnd w:id="176"/>
+    <w:bookmarkStart w:id="177" w:name="example-switch-from-mesh-to-systolic"/>
     <w:p>
       <w:pPr>
         <w:pStyle w:val="Heading2"/>
@@ -23378,8 +23342,8 @@
         <w:t xml:space="preserve">}</w:t>
       </w:r>
     </w:p>
-    <w:bookmarkEnd w:id="173"/>
-    <w:bookmarkStart w:id="175" w:name="context-switch-timing"/>
+    <w:bookmarkEnd w:id="177"/>
+    <w:bookmarkStart w:id="179" w:name="context-switch-timing"/>
     <w:p>
       <w:pPr>
         <w:pStyle w:val="Heading2"/>
@@ -23486,7 +23450,7 @@
       <w:r>
         <w:t xml:space="preserve"> </w:t>
       </w:r>
-      <w:hyperlink r:id="rId174">
+      <w:hyperlink r:id="rId178">
         <w:r>
           <w:rPr>
             <w:rStyle w:val="Hyperlink"/>
@@ -23569,9 +23533,9 @@
         </w:pict>
       </w:r>
     </w:p>
-    <w:bookmarkEnd w:id="175"/>
-    <w:bookmarkEnd w:id="176"/>
-    <w:bookmarkStart w:id="181" w:name="configuration-commands"/>
+    <w:bookmarkEnd w:id="179"/>
+    <w:bookmarkEnd w:id="180"/>
+    <w:bookmarkStart w:id="185" w:name="configuration-commands"/>
     <w:p>
       <w:pPr>
         <w:pStyle w:val="Heading1"/>
@@ -23580,7 +23544,7 @@
         <w:t xml:space="preserve">3. Configuration Commands</w:t>
       </w:r>
     </w:p>
-    <w:bookmarkStart w:id="177" w:name="common-pkt_config-commands"/>
+    <w:bookmarkStart w:id="181" w:name="common-pkt_config-commands"/>
     <w:p>
       <w:pPr>
         <w:pStyle w:val="Heading2"/>
@@ -23804,8 +23768,8 @@
         <w:t xml:space="preserve">  No payload (activates after context switch)</w:t>
       </w:r>
     </w:p>
-    <w:bookmarkEnd w:id="177"/>
-    <w:bookmarkStart w:id="178" w:name="command-packet-structure"/>
+    <w:bookmarkEnd w:id="181"/>
+    <w:bookmarkStart w:id="182" w:name="command-packet-structure"/>
     <w:p>
       <w:pPr>
         <w:pStyle w:val="Heading2"/>
@@ -23891,8 +23855,8 @@
         <w:t xml:space="preserve">TDEST = ignored (tile_mask determines targets)</w:t>
       </w:r>
     </w:p>
-    <w:bookmarkEnd w:id="178"/>
-    <w:bookmarkStart w:id="180" w:name="response-handling"/>
+    <w:bookmarkEnd w:id="182"/>
+    <w:bookmarkStart w:id="184" w:name="response-handling"/>
     <w:p>
       <w:pPr>
         <w:pStyle w:val="Heading2"/>
@@ -24031,7 +23995,7 @@
       <w:r>
         <w:t xml:space="preserve"> </w:t>
       </w:r>
-      <w:hyperlink r:id="rId179">
+      <w:hyperlink r:id="rId183">
         <w:r>
           <w:rPr>
             <w:rStyle w:val="Hyperlink"/>
@@ -24114,9 +24078,9 @@
         </w:pict>
       </w:r>
     </w:p>
-    <w:bookmarkEnd w:id="180"/>
-    <w:bookmarkEnd w:id="181"/>
-    <w:bookmarkStart w:id="186" w:name="complete-system-flow"/>
+    <w:bookmarkEnd w:id="184"/>
+    <w:bookmarkEnd w:id="185"/>
+    <w:bookmarkStart w:id="190" w:name="complete-system-flow"/>
     <w:p>
       <w:pPr>
         <w:pStyle w:val="Heading1"/>
@@ -24125,7 +24089,7 @@
         <w:t xml:space="preserve">4. Complete System Flow</w:t>
       </w:r>
     </w:p>
-    <w:bookmarkStart w:id="182" w:name="X0daebcb4752da5ebbf67c591f328259b5c22f91"/>
+    <w:bookmarkStart w:id="186" w:name="X0daebcb4752da5ebbf67c591f328259b5c22f91"/>
     <w:p>
       <w:pPr>
         <w:pStyle w:val="Heading2"/>
@@ -24676,8 +24640,8 @@
         <w:t xml:space="preserve">13. HIVE-C receives interrupt, proceeds to next operation</w:t>
       </w:r>
     </w:p>
-    <w:bookmarkEnd w:id="182"/>
-    <w:bookmarkStart w:id="183" w:name="key-points"/>
+    <w:bookmarkEnd w:id="186"/>
+    <w:bookmarkStart w:id="187" w:name="key-points"/>
     <w:p>
       <w:pPr>
         <w:pStyle w:val="Heading2"/>
@@ -24746,8 +24710,8 @@
         <w:t xml:space="preserve">Complete isolation: each tile’s results go to separate channel/memory region</w:t>
       </w:r>
     </w:p>
-    <w:bookmarkEnd w:id="183"/>
-    <w:bookmarkStart w:id="185" w:name="packet-type-routing-summary"/>
+    <w:bookmarkEnd w:id="187"/>
+    <w:bookmarkStart w:id="189" w:name="packet-type-routing-summary"/>
     <w:p>
       <w:pPr>
         <w:pStyle w:val="Heading2"/>
@@ -25044,7 +25008,7 @@
       <w:r>
         <w:t xml:space="preserve"> </w:t>
       </w:r>
-      <w:hyperlink r:id="rId174">
+      <w:hyperlink r:id="rId178">
         <w:r>
           <w:rPr>
             <w:rStyle w:val="Hyperlink"/>
@@ -25071,7 +25035,7 @@
       <w:r>
         <w:t xml:space="preserve"> </w:t>
       </w:r>
-      <w:hyperlink r:id="rId184">
+      <w:hyperlink r:id="rId188">
         <w:r>
           <w:rPr>
             <w:rStyle w:val="Hyperlink"/>
@@ -25154,9 +25118,9 @@
         </w:pict>
       </w:r>
     </w:p>
-    <w:bookmarkEnd w:id="185"/>
-    <w:bookmarkEnd w:id="186"/>
-    <w:bookmarkStart w:id="193" w:name="configuration-register-bank"/>
+    <w:bookmarkEnd w:id="189"/>
+    <w:bookmarkEnd w:id="190"/>
+    <w:bookmarkStart w:id="197" w:name="configuration-register-bank"/>
     <w:p>
       <w:pPr>
         <w:pStyle w:val="Heading1"/>
@@ -25165,7 +25129,7 @@
         <w:t xml:space="preserve">1. Configuration Register Bank</w:t>
       </w:r>
     </w:p>
-    <w:bookmarkStart w:id="187" w:name="register-map"/>
+    <w:bookmarkStart w:id="191" w:name="register-map"/>
     <w:p>
       <w:pPr>
         <w:pStyle w:val="Heading2"/>
@@ -25319,8 +25283,8 @@
         <w:t xml:space="preserve">Base + 0x40: VC1_CREDITS       (RO) - Available VC1 credits</w:t>
       </w:r>
     </w:p>
-    <w:bookmarkEnd w:id="187"/>
-    <w:bookmarkStart w:id="188" w:name="mode_select-register-offset-0x00"/>
+    <w:bookmarkEnd w:id="191"/>
+    <w:bookmarkStart w:id="192" w:name="mode_select-register-offset-0x00"/>
     <w:p>
       <w:pPr>
         <w:pStyle w:val="Heading2"/>
@@ -25422,8 +25386,8 @@
         <w:t xml:space="preserve">Returns current context ID</w:t>
       </w:r>
     </w:p>
-    <w:bookmarkEnd w:id="188"/>
-    <w:bookmarkStart w:id="189" w:name="X2ffaa2e54e3df09a8cc33b5890700d594bea170"/>
+    <w:bookmarkEnd w:id="192"/>
+    <w:bookmarkStart w:id="193" w:name="X2ffaa2e54e3df09a8cc33b5890700d594bea170"/>
     <w:p>
       <w:pPr>
         <w:pStyle w:val="Heading2"/>
@@ -25500,8 +25464,8 @@
         <w:t xml:space="preserve">Context 3 (Custom) uses these entries for user-defined routing</w:t>
       </w:r>
     </w:p>
-    <w:bookmarkEnd w:id="189"/>
-    <w:bookmarkStart w:id="190" w:name="filter_enable-register-offset-0x20"/>
+    <w:bookmarkEnd w:id="193"/>
+    <w:bookmarkStart w:id="194" w:name="filter_enable-register-offset-0x20"/>
     <w:p>
       <w:pPr>
         <w:pStyle w:val="Heading2"/>
@@ -25551,8 +25515,8 @@
         <w:t xml:space="preserve">Bits [31:1]: Reserved</w:t>
       </w:r>
     </w:p>
-    <w:bookmarkEnd w:id="190"/>
-    <w:bookmarkStart w:id="192" w:name="allowed_types-register-offset-0x24"/>
+    <w:bookmarkEnd w:id="194"/>
+    <w:bookmarkStart w:id="196" w:name="allowed_types-register-offset-0x24"/>
     <w:p>
       <w:pPr>
         <w:pStyle w:val="Heading2"/>
@@ -25659,7 +25623,7 @@
       <w:r>
         <w:t xml:space="preserve"> </w:t>
       </w:r>
-      <w:hyperlink r:id="rId191">
+      <w:hyperlink r:id="rId195">
         <w:r>
           <w:rPr>
             <w:rStyle w:val="Hyperlink"/>
@@ -25742,9 +25706,9 @@
         </w:pict>
       </w:r>
     </w:p>
-    <w:bookmarkEnd w:id="192"/>
-    <w:bookmarkEnd w:id="193"/>
-    <w:bookmarkStart w:id="200" w:name="router-status-registers"/>
+    <w:bookmarkEnd w:id="196"/>
+    <w:bookmarkEnd w:id="197"/>
+    <w:bookmarkStart w:id="204" w:name="router-status-registers"/>
     <w:p>
       <w:pPr>
         <w:pStyle w:val="Heading1"/>
@@ -25753,7 +25717,7 @@
         <w:t xml:space="preserve">2. Router Status Registers</w:t>
       </w:r>
     </w:p>
-    <w:bookmarkStart w:id="194" w:name="status-register-offset-0x2c"/>
+    <w:bookmarkStart w:id="198" w:name="status-register-offset-0x2c"/>
     <w:p>
       <w:pPr>
         <w:pStyle w:val="Heading2"/>
@@ -25896,8 +25860,8 @@
         <w:t xml:space="preserve">Reflects current router state and buffer occupancy</w:t>
       </w:r>
     </w:p>
-    <w:bookmarkEnd w:id="194"/>
-    <w:bookmarkStart w:id="195" w:name="error_flags-register-offset-0x30"/>
+    <w:bookmarkEnd w:id="198"/>
+    <w:bookmarkStart w:id="199" w:name="error_flags-register-offset-0x30"/>
     <w:p>
       <w:pPr>
         <w:pStyle w:val="Heading2"/>
@@ -26258,8 +26222,8 @@
         <w:t xml:space="preserve">// W1C</w:t>
       </w:r>
     </w:p>
-    <w:bookmarkEnd w:id="195"/>
-    <w:bookmarkStart w:id="199" w:name="credit-status-registers"/>
+    <w:bookmarkEnd w:id="199"/>
+    <w:bookmarkStart w:id="203" w:name="credit-status-registers"/>
     <w:p>
       <w:pPr>
         <w:pStyle w:val="Heading2"/>
@@ -26268,7 +26232,7 @@
         <w:t xml:space="preserve">2.3 Credit Status Registers</w:t>
       </w:r>
     </w:p>
-    <w:bookmarkStart w:id="196" w:name="vc0_credits-register-offset-0x3c"/>
+    <w:bookmarkStart w:id="200" w:name="vc0_credits-register-offset-0x3c"/>
     <w:p>
       <w:pPr>
         <w:pStyle w:val="Heading3"/>
@@ -26333,8 +26297,8 @@
         <w:t xml:space="preserve">Bits [31:20]: Reserved</w:t>
       </w:r>
     </w:p>
-    <w:bookmarkEnd w:id="196"/>
-    <w:bookmarkStart w:id="198" w:name="vc1_credits-register-offset-0x40"/>
+    <w:bookmarkEnd w:id="200"/>
+    <w:bookmarkStart w:id="202" w:name="vc1_credits-register-offset-0x40"/>
     <w:p>
       <w:pPr>
         <w:pStyle w:val="Heading3"/>
@@ -26438,7 +26402,7 @@
       <w:r>
         <w:t xml:space="preserve"> </w:t>
       </w:r>
-      <w:hyperlink r:id="rId197">
+      <w:hyperlink r:id="rId201">
         <w:r>
           <w:rPr>
             <w:rStyle w:val="Hyperlink"/>
@@ -26521,118 +26485,118 @@
         </w:pict>
       </w:r>
     </w:p>
-    <w:bookmarkEnd w:id="198"/>
-    <w:bookmarkEnd w:id="199"/>
-    <w:bookmarkEnd w:id="200"/>
-    <w:bookmarkStart w:id="209" w:name="performance-counters"/>
-    <w:p>
-      <w:pPr>
-        <w:pStyle w:val="Heading1"/>
-      </w:pPr>
-      <w:r>
-        <w:t xml:space="preserve">3. Performance Counters</w:t>
-      </w:r>
-    </w:p>
-    <w:bookmarkStart w:id="203" w:name="packet-count-registers"/>
-    <w:p>
-      <w:pPr>
-        <w:pStyle w:val="Heading2"/>
-      </w:pPr>
-      <w:r>
-        <w:t xml:space="preserve">3.1 Packet Count Registers</w:t>
-      </w:r>
-    </w:p>
-    <w:bookmarkStart w:id="201" w:name="pkt_count_tx-register-offset-0x34"/>
-    <w:p>
-      <w:pPr>
-        <w:pStyle w:val="Heading3"/>
-      </w:pPr>
-      <w:r>
-        <w:t xml:space="preserve">PKT_COUNT_TX Register (Offset 0x34)</w:t>
-      </w:r>
-    </w:p>
-    <w:p>
-      <w:pPr>
-        <w:pStyle w:val="SourceCode"/>
-      </w:pPr>
-      <w:r>
-        <w:rPr>
-          <w:rStyle w:val="VerbatimChar"/>
-        </w:rPr>
-        <w:t xml:space="preserve">Bits [31:0]: packet_count_tx (transmitted packets from this tile)</w:t>
-      </w:r>
-      <w:r>
-        <w:br/>
-      </w:r>
-      <w:r>
-        <w:br/>
-      </w:r>
-      <w:r>
-        <w:rPr>
-          <w:rStyle w:val="VerbatimChar"/>
-        </w:rPr>
-        <w:t xml:space="preserve">Counter increments on each TLAST sent from local port</w:t>
-      </w:r>
-      <w:r>
-        <w:br/>
-      </w:r>
-      <w:r>
-        <w:rPr>
-          <w:rStyle w:val="VerbatimChar"/>
-        </w:rPr>
-        <w:t xml:space="preserve">Wraps at 2^32 - 1</w:t>
-      </w:r>
-    </w:p>
-    <w:bookmarkEnd w:id="201"/>
-    <w:bookmarkStart w:id="202" w:name="pkt_count_rx-register-offset-0x38"/>
-    <w:p>
-      <w:pPr>
-        <w:pStyle w:val="Heading3"/>
-      </w:pPr>
-      <w:r>
-        <w:t xml:space="preserve">PKT_COUNT_RX Register (Offset 0x38)</w:t>
-      </w:r>
-    </w:p>
-    <w:p>
-      <w:pPr>
-        <w:pStyle w:val="SourceCode"/>
-      </w:pPr>
-      <w:r>
-        <w:rPr>
-          <w:rStyle w:val="VerbatimChar"/>
-        </w:rPr>
-        <w:t xml:space="preserve">Bits [31:0]: packet_count_rx (received packets to this tile)</w:t>
-      </w:r>
-      <w:r>
-        <w:br/>
-      </w:r>
-      <w:r>
-        <w:br/>
-      </w:r>
-      <w:r>
-        <w:rPr>
-          <w:rStyle w:val="VerbatimChar"/>
-        </w:rPr>
-        <w:t xml:space="preserve">Counter increments on each TLAST received at local port</w:t>
-      </w:r>
-      <w:r>
-        <w:br/>
-      </w:r>
-      <w:r>
-        <w:rPr>
-          <w:rStyle w:val="VerbatimChar"/>
-        </w:rPr>
-        <w:t xml:space="preserve">Wraps at 2^32 - 1</w:t>
-      </w:r>
-    </w:p>
     <w:bookmarkEnd w:id="202"/>
     <w:bookmarkEnd w:id="203"/>
-    <w:bookmarkStart w:id="204" w:name="performance-monitoring-example"/>
+    <w:bookmarkEnd w:id="204"/>
+    <w:bookmarkStart w:id="213" w:name="performance-counters"/>
+    <w:p>
+      <w:pPr>
+        <w:pStyle w:val="Heading1"/>
+      </w:pPr>
+      <w:r>
+        <w:t xml:space="preserve">3. Performance Counters</w:t>
+      </w:r>
+    </w:p>
+    <w:bookmarkStart w:id="207" w:name="packet-count-registers"/>
     <w:p>
       <w:pPr>
         <w:pStyle w:val="Heading2"/>
       </w:pPr>
       <w:r>
+        <w:t xml:space="preserve">3.1 Packet Count Registers</w:t>
+      </w:r>
+    </w:p>
+    <w:bookmarkStart w:id="205" w:name="pkt_count_tx-register-offset-0x34"/>
+    <w:p>
+      <w:pPr>
+        <w:pStyle w:val="Heading3"/>
+      </w:pPr>
+      <w:r>
+        <w:t xml:space="preserve">PKT_COUNT_TX Register (Offset 0x34)</w:t>
+      </w:r>
+    </w:p>
+    <w:p>
+      <w:pPr>
+        <w:pStyle w:val="SourceCode"/>
+      </w:pPr>
+      <w:r>
+        <w:rPr>
+          <w:rStyle w:val="VerbatimChar"/>
+        </w:rPr>
+        <w:t xml:space="preserve">Bits [31:0]: packet_count_tx (transmitted packets from this tile)</w:t>
+      </w:r>
+      <w:r>
+        <w:br/>
+      </w:r>
+      <w:r>
+        <w:br/>
+      </w:r>
+      <w:r>
+        <w:rPr>
+          <w:rStyle w:val="VerbatimChar"/>
+        </w:rPr>
+        <w:t xml:space="preserve">Counter increments on each TLAST sent from local port</w:t>
+      </w:r>
+      <w:r>
+        <w:br/>
+      </w:r>
+      <w:r>
+        <w:rPr>
+          <w:rStyle w:val="VerbatimChar"/>
+        </w:rPr>
+        <w:t xml:space="preserve">Wraps at 2^32 - 1</w:t>
+      </w:r>
+    </w:p>
+    <w:bookmarkEnd w:id="205"/>
+    <w:bookmarkStart w:id="206" w:name="pkt_count_rx-register-offset-0x38"/>
+    <w:p>
+      <w:pPr>
+        <w:pStyle w:val="Heading3"/>
+      </w:pPr>
+      <w:r>
+        <w:t xml:space="preserve">PKT_COUNT_RX Register (Offset 0x38)</w:t>
+      </w:r>
+    </w:p>
+    <w:p>
+      <w:pPr>
+        <w:pStyle w:val="SourceCode"/>
+      </w:pPr>
+      <w:r>
+        <w:rPr>
+          <w:rStyle w:val="VerbatimChar"/>
+        </w:rPr>
+        <w:t xml:space="preserve">Bits [31:0]: packet_count_rx (received packets to this tile)</w:t>
+      </w:r>
+      <w:r>
+        <w:br/>
+      </w:r>
+      <w:r>
+        <w:br/>
+      </w:r>
+      <w:r>
+        <w:rPr>
+          <w:rStyle w:val="VerbatimChar"/>
+        </w:rPr>
+        <w:t xml:space="preserve">Counter increments on each TLAST received at local port</w:t>
+      </w:r>
+      <w:r>
+        <w:br/>
+      </w:r>
+      <w:r>
+        <w:rPr>
+          <w:rStyle w:val="VerbatimChar"/>
+        </w:rPr>
+        <w:t xml:space="preserve">Wraps at 2^32 - 1</w:t>
+      </w:r>
+    </w:p>
+    <w:bookmarkEnd w:id="206"/>
+    <w:bookmarkEnd w:id="207"/>
+    <w:bookmarkStart w:id="208" w:name="performance-monitoring-example"/>
+    <w:p>
+      <w:pPr>
+        <w:pStyle w:val="Heading2"/>
+      </w:pPr>
+      <w:r>
         <w:t xml:space="preserve">3.2 Performance Monitoring Example</w:t>
       </w:r>
     </w:p>
@@ -27244,8 +27208,8 @@
         <w:t xml:space="preserve">}</w:t>
       </w:r>
     </w:p>
-    <w:bookmarkEnd w:id="204"/>
-    <w:bookmarkStart w:id="205" w:name="congestion-detection-via-status-polling"/>
+    <w:bookmarkEnd w:id="208"/>
+    <w:bookmarkStart w:id="209" w:name="congestion-detection-via-status-polling"/>
     <w:p>
       <w:pPr>
         <w:pStyle w:val="Heading2"/>
@@ -28036,8 +28000,8 @@
         <w:t xml:space="preserve">}</w:t>
       </w:r>
     </w:p>
-    <w:bookmarkEnd w:id="205"/>
-    <w:bookmarkStart w:id="208" w:name="serv-monitor-integration"/>
+    <w:bookmarkEnd w:id="209"/>
+    <w:bookmarkStart w:id="212" w:name="serv-monitor-integration"/>
     <w:p>
       <w:pPr>
         <w:pStyle w:val="Heading2"/>
@@ -28734,7 +28698,7 @@
       <w:r>
         <w:t xml:space="preserve"> </w:t>
       </w:r>
-      <w:hyperlink r:id="rId206">
+      <w:hyperlink r:id="rId210">
         <w:r>
           <w:rPr>
             <w:rStyle w:val="Hyperlink"/>
@@ -28761,7 +28725,7 @@
       <w:r>
         <w:t xml:space="preserve"> </w:t>
       </w:r>
-      <w:hyperlink r:id="rId207">
+      <w:hyperlink r:id="rId211">
         <w:r>
           <w:rPr>
             <w:rStyle w:val="Hyperlink"/>
@@ -28844,9 +28808,9 @@
         </w:pict>
       </w:r>
     </w:p>
-    <w:bookmarkEnd w:id="208"/>
-    <w:bookmarkEnd w:id="209"/>
-    <w:bookmarkStart w:id="216" w:name="appendix-a-tile-coordinate-mapping"/>
+    <w:bookmarkEnd w:id="212"/>
+    <w:bookmarkEnd w:id="213"/>
+    <w:bookmarkStart w:id="220" w:name="appendix-a-tile-coordinate-mapping"/>
     <w:p>
       <w:pPr>
         <w:pStyle w:val="Heading1"/>
@@ -28855,7 +28819,7 @@
         <w:t xml:space="preserve">Appendix A: Tile Coordinate Mapping</w:t>
       </w:r>
     </w:p>
-    <w:bookmarkStart w:id="210" w:name="a.1-tile-id-to-column-row-mapping"/>
+    <w:bookmarkStart w:id="214" w:name="a.1-tile-id-to-column-row-mapping"/>
     <w:p>
       <w:pPr>
         <w:pStyle w:val="Heading2"/>
@@ -28998,8 +28962,8 @@
         <w:t xml:space="preserve">17   3   -1  (HIVE-C - north of tile 3)</w:t>
       </w:r>
     </w:p>
-    <w:bookmarkEnd w:id="210"/>
-    <w:bookmarkStart w:id="211" w:name="a.2-coordinate-extraction"/>
+    <w:bookmarkEnd w:id="214"/>
+    <w:bookmarkStart w:id="215" w:name="a.2-coordinate-extraction"/>
     <w:p>
       <w:pPr>
         <w:pStyle w:val="Heading2"/>
@@ -29193,8 +29157,8 @@
         <w:t xml:space="preserve">// Coordinates: (2, 2)</w:t>
       </w:r>
     </w:p>
-    <w:bookmarkEnd w:id="211"/>
-    <w:bookmarkStart w:id="212" w:name="a.3-reverse-mapping-coordinates-to-id"/>
+    <w:bookmarkEnd w:id="215"/>
+    <w:bookmarkStart w:id="216" w:name="a.3-reverse-mapping-coordinates-to-id"/>
     <w:p>
       <w:pPr>
         <w:pStyle w:val="Heading2"/>
@@ -29325,8 +29289,8 @@
         <w:t xml:space="preserve">// tile_id = {2'b01, 2'b11} = 4'b0111 = 7</w:t>
       </w:r>
     </w:p>
-    <w:bookmarkEnd w:id="212"/>
-    <w:bookmarkStart w:id="213" w:name="a.4-physical-layout"/>
+    <w:bookmarkEnd w:id="216"/>
+    <w:bookmarkStart w:id="217" w:name="a.4-physical-layout"/>
     <w:p>
       <w:pPr>
         <w:pStyle w:val="Heading2"/>
@@ -29436,8 +29400,8 @@
         <w:t xml:space="preserve">     +---+---+---+---+</w:t>
       </w:r>
     </w:p>
-    <w:bookmarkEnd w:id="213"/>
-    <w:bookmarkStart w:id="215" w:name="a.5-manhattan-distance-calculation"/>
+    <w:bookmarkEnd w:id="217"/>
+    <w:bookmarkStart w:id="219" w:name="a.5-manhattan-distance-calculation"/>
     <w:p>
       <w:pPr>
         <w:pStyle w:val="Heading2"/>
@@ -30456,7 +30420,7 @@
       <w:r>
         <w:t xml:space="preserve"> </w:t>
       </w:r>
-      <w:hyperlink r:id="rId214">
+      <w:hyperlink r:id="rId218">
         <w:r>
           <w:rPr>
             <w:rStyle w:val="Hyperlink"/>
@@ -30539,9 +30503,9 @@
         </w:pict>
       </w:r>
     </w:p>
-    <w:bookmarkEnd w:id="215"/>
-    <w:bookmarkEnd w:id="216"/>
-    <w:bookmarkStart w:id="223" w:name="appendix-b-configuration-commands"/>
+    <w:bookmarkEnd w:id="219"/>
+    <w:bookmarkEnd w:id="220"/>
+    <w:bookmarkStart w:id="227" w:name="appendix-b-configuration-commands"/>
     <w:p>
       <w:pPr>
         <w:pStyle w:val="Heading1"/>
@@ -30550,7 +30514,7 @@
         <w:t xml:space="preserve">Appendix B: Configuration Commands</w:t>
       </w:r>
     </w:p>
-    <w:bookmarkStart w:id="217" w:name="b.1-command-code-reference"/>
+    <w:bookmarkStart w:id="221" w:name="b.1-command-code-reference"/>
     <w:p>
       <w:pPr>
         <w:pStyle w:val="Heading2"/>
@@ -31126,8 +31090,8 @@
         </w:tc>
       </w:tr>
     </w:tbl>
-    <w:bookmarkEnd w:id="217"/>
-    <w:bookmarkStart w:id="218" w:name="b.2-broadcast-vs-unicast"/>
+    <w:bookmarkEnd w:id="221"/>
+    <w:bookmarkStart w:id="222" w:name="b.2-broadcast-vs-unicast"/>
     <w:p>
       <w:pPr>
         <w:pStyle w:val="Heading2"/>
@@ -31208,8 +31172,8 @@
         <w:t xml:space="preserve">- Example: Update custom route on tile 7 (mask = 0x0080)</w:t>
       </w:r>
     </w:p>
-    <w:bookmarkEnd w:id="218"/>
-    <w:bookmarkStart w:id="222" w:name="b.3-command-examples"/>
+    <w:bookmarkEnd w:id="222"/>
+    <w:bookmarkStart w:id="226" w:name="b.3-command-examples"/>
     <w:p>
       <w:pPr>
         <w:pStyle w:val="Heading2"/>
@@ -31218,7 +31182,7 @@
         <w:t xml:space="preserve">B.3 Command Examples</w:t>
       </w:r>
     </w:p>
-    <w:bookmarkStart w:id="219" w:name="example-1-global-context-switch"/>
+    <w:bookmarkStart w:id="223" w:name="example-1-global-context-switch"/>
     <w:p>
       <w:pPr>
         <w:pStyle w:val="Heading3"/>
@@ -31427,8 +31391,8 @@
         <w:t xml:space="preserve">);</w:t>
       </w:r>
     </w:p>
-    <w:bookmarkEnd w:id="219"/>
-    <w:bookmarkStart w:id="220" w:name="X76d6f661eff450f64ac9335b2537084d98eac7c"/>
+    <w:bookmarkEnd w:id="223"/>
+    <w:bookmarkStart w:id="224" w:name="X76d6f661eff450f64ac9335b2537084d98eac7c"/>
     <w:p>
       <w:pPr>
         <w:pStyle w:val="Heading3"/>
@@ -31703,8 +31667,8 @@
         <w:t xml:space="preserve">);</w:t>
       </w:r>
     </w:p>
-    <w:bookmarkEnd w:id="220"/>
-    <w:bookmarkStart w:id="221" w:name="example-3-update-custom-route-on-tile-7"/>
+    <w:bookmarkEnd w:id="224"/>
+    <w:bookmarkStart w:id="225" w:name="example-3-update-custom-route-on-tile-7"/>
     <w:p>
       <w:pPr>
         <w:pStyle w:val="Heading3"/>
@@ -32141,7 +32105,7 @@
       <w:r>
         <w:t xml:space="preserve"> </w:t>
       </w:r>
-      <w:hyperlink r:id="rId214">
+      <w:hyperlink r:id="rId218">
         <w:r>
           <w:rPr>
             <w:rStyle w:val="Hyperlink"/>
@@ -32224,10 +32188,10 @@
         </w:pict>
       </w:r>
     </w:p>
-    <w:bookmarkEnd w:id="221"/>
-    <w:bookmarkEnd w:id="222"/>
-    <w:bookmarkEnd w:id="223"/>
-    <w:bookmarkStart w:id="242" w:name="appendix-c-performance-characteristics"/>
+    <w:bookmarkEnd w:id="225"/>
+    <w:bookmarkEnd w:id="226"/>
+    <w:bookmarkEnd w:id="227"/>
+    <w:bookmarkStart w:id="246" w:name="appendix-c-performance-characteristics"/>
     <w:p>
       <w:pPr>
         <w:pStyle w:val="Heading1"/>
@@ -32236,7 +32200,7 @@
         <w:t xml:space="preserve">Appendix C: Performance Characteristics</w:t>
       </w:r>
     </w:p>
-    <w:bookmarkStart w:id="227" w:name="c.1-latency-model"/>
+    <w:bookmarkStart w:id="231" w:name="c.1-latency-model"/>
     <w:p>
       <w:pPr>
         <w:pStyle w:val="Heading2"/>
@@ -32245,7 +32209,7 @@
         <w:t xml:space="preserve">C.1 Latency Model</w:t>
       </w:r>
     </w:p>
-    <w:bookmarkStart w:id="224" w:name="single-hop-latency"/>
+    <w:bookmarkStart w:id="228" w:name="single-hop-latency"/>
     <w:p>
       <w:pPr>
         <w:pStyle w:val="Heading3"/>
@@ -32318,8 +32282,8 @@
         <w:t xml:space="preserve">Total: 3-4 cycles per hop</w:t>
       </w:r>
     </w:p>
-    <w:bookmarkEnd w:id="224"/>
-    <w:bookmarkStart w:id="225" w:name="multi-hop-examples-44-mesh"/>
+    <w:bookmarkEnd w:id="228"/>
+    <w:bookmarkStart w:id="229" w:name="multi-hop-examples-44-mesh"/>
     <w:p>
       <w:pPr>
         <w:pStyle w:val="Heading3"/>
@@ -32745,8 +32709,8 @@
         </w:tc>
       </w:tr>
     </w:tbl>
-    <w:bookmarkEnd w:id="225"/>
-    <w:bookmarkStart w:id="226" w:name="context-dependent-latency"/>
+    <w:bookmarkEnd w:id="229"/>
+    <w:bookmarkStart w:id="230" w:name="context-dependent-latency"/>
     <w:p>
       <w:pPr>
         <w:pStyle w:val="Heading3"/>
@@ -32961,9 +32925,9 @@
         </w:tc>
       </w:tr>
     </w:tbl>
-    <w:bookmarkEnd w:id="226"/>
-    <w:bookmarkEnd w:id="227"/>
-    <w:bookmarkStart w:id="232" w:name="c.2-throughput-analysis"/>
+    <w:bookmarkEnd w:id="230"/>
+    <w:bookmarkEnd w:id="231"/>
+    <w:bookmarkStart w:id="236" w:name="c.2-throughput-analysis"/>
     <w:p>
       <w:pPr>
         <w:pStyle w:val="Heading2"/>
@@ -32972,7 +32936,7 @@
         <w:t xml:space="preserve">C.2 Throughput Analysis</w:t>
       </w:r>
     </w:p>
-    <w:bookmarkStart w:id="228" w:name="per-link-bandwidth"/>
+    <w:bookmarkStart w:id="232" w:name="per-link-bandwidth"/>
     <w:p>
       <w:pPr>
         <w:pStyle w:val="Heading3"/>
@@ -33005,8 +32969,8 @@
         <w:t xml:space="preserve">Full-duplex: 3.2 GB/s aggregate per link</w:t>
       </w:r>
     </w:p>
-    <w:bookmarkEnd w:id="228"/>
-    <w:bookmarkStart w:id="229" w:name="bisection-bandwidth-44-mesh"/>
+    <w:bookmarkEnd w:id="232"/>
+    <w:bookmarkStart w:id="233" w:name="bisection-bandwidth-44-mesh"/>
     <w:p>
       <w:pPr>
         <w:pStyle w:val="Heading3"/>
@@ -33055,8 +33019,8 @@
         <w:t xml:space="preserve">Total: 6.4 GB/s bisection</w:t>
       </w:r>
     </w:p>
-    <w:bookmarkEnd w:id="229"/>
-    <w:bookmarkStart w:id="230" w:name="network-aggregate"/>
+    <w:bookmarkEnd w:id="233"/>
+    <w:bookmarkStart w:id="234" w:name="network-aggregate"/>
     <w:p>
       <w:pPr>
         <w:pStyle w:val="Heading3"/>
@@ -33101,8 +33065,8 @@
         <w:t xml:space="preserve">Actual sustained: 60-70% (38-45 GB/s) due to contention</w:t>
       </w:r>
     </w:p>
-    <w:bookmarkEnd w:id="230"/>
-    <w:bookmarkStart w:id="231" w:name="per-tile-injectionreception"/>
+    <w:bookmarkEnd w:id="234"/>
+    <w:bookmarkStart w:id="235" w:name="per-tile-injectionreception"/>
     <w:p>
       <w:pPr>
         <w:pStyle w:val="Heading3"/>
@@ -33135,9 +33099,9 @@
         <w:t xml:space="preserve">Practical: 1.2-1.4 GB/s (accounting for flow control)</w:t>
       </w:r>
     </w:p>
-    <w:bookmarkEnd w:id="231"/>
-    <w:bookmarkEnd w:id="232"/>
-    <w:bookmarkStart w:id="236" w:name="c.3-resource-utilization"/>
+    <w:bookmarkEnd w:id="235"/>
+    <w:bookmarkEnd w:id="236"/>
+    <w:bookmarkStart w:id="240" w:name="c.3-resource-utilization"/>
     <w:p>
       <w:pPr>
         <w:pStyle w:val="Heading2"/>
@@ -33146,7 +33110,7 @@
         <w:t xml:space="preserve">C.3 Resource Utilization</w:t>
       </w:r>
     </w:p>
-    <w:bookmarkStart w:id="233" w:name="per-router-lutsffsbram"/>
+    <w:bookmarkStart w:id="237" w:name="per-router-lutsffsbram"/>
     <w:p>
       <w:pPr>
         <w:pStyle w:val="Heading3"/>
@@ -33538,8 +33502,8 @@
         </w:tc>
       </w:tr>
     </w:tbl>
-    <w:bookmarkEnd w:id="233"/>
-    <w:bookmarkStart w:id="234" w:name="full-44-network"/>
+    <w:bookmarkEnd w:id="237"/>
+    <w:bookmarkStart w:id="238" w:name="full-44-network"/>
     <w:p>
       <w:pPr>
         <w:pStyle w:val="Heading3"/>
@@ -33616,8 +33580,8 @@
         <w:t xml:space="preserve">Total DELTA: ~66,400 LUTs, ~48,800 FFs, ~36 BRAM</w:t>
       </w:r>
     </w:p>
-    <w:bookmarkEnd w:id="234"/>
-    <w:bookmarkStart w:id="235" w:name="fpga-utilization-examples"/>
+    <w:bookmarkEnd w:id="238"/>
+    <w:bookmarkStart w:id="239" w:name="fpga-utilization-examples"/>
     <w:p>
       <w:pPr>
         <w:pStyle w:val="Heading3"/>
@@ -34008,9 +33972,9 @@
         <w:t xml:space="preserve">4×4 DELTA requires mid-range FPGA (Kintex-7 or higher)</w:t>
       </w:r>
     </w:p>
-    <w:bookmarkEnd w:id="235"/>
-    <w:bookmarkEnd w:id="236"/>
-    <w:bookmarkStart w:id="239" w:name="c.4-power-estimation"/>
+    <w:bookmarkEnd w:id="239"/>
+    <w:bookmarkEnd w:id="240"/>
+    <w:bookmarkStart w:id="243" w:name="c.4-power-estimation"/>
     <w:p>
       <w:pPr>
         <w:pStyle w:val="Heading2"/>
@@ -34019,7 +33983,7 @@
         <w:t xml:space="preserve">C.4 Power Estimation</w:t>
       </w:r>
     </w:p>
-    <w:bookmarkStart w:id="237" w:name="dynamic-power-100-mhz"/>
+    <w:bookmarkStart w:id="241" w:name="dynamic-power-100-mhz"/>
     <w:p>
       <w:pPr>
         <w:pStyle w:val="Heading3"/>
@@ -34080,8 +34044,8 @@
         <w:t xml:space="preserve">Total: ~2,600 mW (2.6 W) @ 100 MHz</w:t>
       </w:r>
     </w:p>
-    <w:bookmarkEnd w:id="237"/>
-    <w:bookmarkStart w:id="238" w:name="scaling-with-frequency"/>
+    <w:bookmarkEnd w:id="241"/>
+    <w:bookmarkStart w:id="242" w:name="scaling-with-frequency"/>
     <w:p>
       <w:pPr>
         <w:pStyle w:val="Heading3"/>
@@ -34258,9 +34222,9 @@
         </w:tc>
       </w:tr>
     </w:tbl>
-    <w:bookmarkEnd w:id="238"/>
-    <w:bookmarkEnd w:id="239"/>
-    <w:bookmarkStart w:id="241" w:name="c.5-scalability"/>
+    <w:bookmarkEnd w:id="242"/>
+    <w:bookmarkEnd w:id="243"/>
+    <w:bookmarkStart w:id="245" w:name="c.5-scalability"/>
     <w:p>
       <w:pPr>
         <w:pStyle w:val="Heading2"/>
@@ -34269,7 +34233,7 @@
         <w:t xml:space="preserve">C.5 Scalability</w:t>
       </w:r>
     </w:p>
-    <w:bookmarkStart w:id="240" w:name="larger-mesh-sizes"/>
+    <w:bookmarkStart w:id="244" w:name="larger-mesh-sizes"/>
     <w:p>
       <w:pPr>
         <w:pStyle w:val="Heading3"/>
@@ -34645,7 +34609,7 @@
       <w:r>
         <w:t xml:space="preserve"> </w:t>
       </w:r>
-      <w:hyperlink r:id="rId214">
+      <w:hyperlink r:id="rId218">
         <w:r>
           <w:rPr>
             <w:rStyle w:val="Hyperlink"/>
@@ -34720,9 +34684,9 @@
         <w:t xml:space="preserve">DELTA Development Team</w:t>
       </w:r>
     </w:p>
-    <w:bookmarkEnd w:id="240"/>
-    <w:bookmarkEnd w:id="241"/>
-    <w:bookmarkEnd w:id="242"/>
+    <w:bookmarkEnd w:id="244"/>
+    <w:bookmarkEnd w:id="245"/>
+    <w:bookmarkEnd w:id="246"/>
     <w:sectPr/>
   </w:body>
 </w:document>
